--- a/assets/downloads/simulation-10/instructions-for-sp-3-athletic-training-clinic-dance-department-college.docx
+++ b/assets/downloads/simulation-10/instructions-for-sp-3-athletic-training-clinic-dance-department-college.docx
@@ -22,7 +22,6 @@
           <w:sz w:val="40"/>
           <w:szCs w:val="40"/>
         </w:rPr>
-        <w:lastRenderedPageBreak/>
         <w:t/>
       </w:r>
       <w:r>
@@ -734,6 +733,7 @@
           <w:sz w:val="24"/>
           <w:szCs w:val="24"/>
         </w:rPr>
+        <w:lastRenderedPageBreak/>
         <w:t>The phrase “Time</w:t>
       </w:r>
       <w:r>
@@ -907,17 +907,7 @@
           <w:sz w:val="24"/>
           <w:szCs w:val="24"/>
         </w:rPr>
-        <w:t xml:space="preserve">help </w:t>
-      </w:r>
-      <w:r>
-        <w:rPr>
-          <w:rFonts w:ascii="Aptos" w:hAnsi="Aptos" w:eastAsia="Aptos" w:cs="Aptos"/>
-          <w:color w:val="000000"/>
-          <w:sz w:val="24"/>
-          <w:szCs w:val="24"/>
-        </w:rPr>
-        <w:lastRenderedPageBreak/>
-        <w:t xml:space="preserve">you </w:t>
+        <w:t xml:space="preserve">help you </w:t>
       </w:r>
       <w:r>
         <w:rPr>
@@ -1003,7 +993,7 @@
         <w:i/>
         <w:sz w:val="18"/>
       </w:rPr>
-      <w:t>Clinical Simulations for the Athletic Trainer HKPropel Access</w:t>
+      <w:t>Clinical Simulations for the Athletic Trainer Instructor Guide</w:t>
     </w:r>
     <w:r>
       <w:rPr>
@@ -4596,6 +4586,7 @@
   <w:style w:type="character" w:default="1" w:styleId="DefaultParagraphFont">
     <w:name w:val="Default Paragraph Font"/>
     <w:uiPriority w:val="1"/>
+    <w:semiHidden/>
     <w:unhideWhenUsed/>
   </w:style>
   <w:style w:type="table" w:default="1" w:styleId="TableNormal">
